--- a/backend/templates/Fire-Safety.docx
+++ b/backend/templates/Fire-Safety.docx
@@ -21,7 +21,7 @@
         <mc:AlternateContent>
           <mc:Choice Requires="wps">
             <w:drawing>
-              <wp:anchor distT="0" distB="0" distL="114300" distR="114300" simplePos="0" relativeHeight="251660288" behindDoc="0" locked="0" layoutInCell="1" allowOverlap="1">
+              <wp:anchor distT="0" distB="0" distL="114300" distR="114300" simplePos="0" relativeHeight="251661312" behindDoc="0" locked="0" layoutInCell="1" allowOverlap="1">
                 <wp:simplePos x="0" y="0"/>
                 <wp:positionH relativeFrom="column">
                   <wp:posOffset>-400050</wp:posOffset>
@@ -67,7 +67,7 @@
           </mc:Choice>
           <mc:Fallback>
             <w:pict>
-              <v:rect id="Rectangle 25" o:spid="_x0000_s1026" o:spt="1" style="position:absolute;left:0pt;margin-left:-31.5pt;margin-top:7.3pt;height:873pt;width:531.75pt;z-index:251660288;mso-width-relative:page;mso-height-relative:page;" filled="f" stroked="t" coordsize="21600,21600" o:gfxdata="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">
+              <v:rect id="Rectangle 25" o:spid="_x0000_s1026" o:spt="1" style="position:absolute;left:0pt;margin-left:-31.5pt;margin-top:7.3pt;height:873pt;width:531.75pt;z-index:251661312;mso-width-relative:page;mso-height-relative:page;" filled="f" stroked="t" coordsize="21600,21600" o:gfxdata="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">
                 <v:fill on="f" focussize="0,0"/>
                 <v:stroke weight="4.5pt" color="#000000" linestyle="thickThin" miterlimit="8" joinstyle="miter"/>
                 <v:imagedata o:title=""/>
@@ -232,7 +232,7 @@
           </mc:Choice>
           <mc:Fallback>
             <w:pict>
-              <v:group id="_x0000_s1026" o:spid="_x0000_s1026" o:spt="203" style="height:74.4pt;width:231.7pt;" coordsize="2942655,944880" o:gfxdata="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">
+              <v:group id="_x0000_s1026" o:spid="_x0000_s1026" o:spt="203" style="height:74.4pt;width:231.7pt;" coordsize="2942655,944880" o:gfxdata="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">
                 <o:lock v:ext="edit" aspectratio="f"/>
                 <v:group id="Group 20" o:spid="_x0000_s1026" o:spt="203" style="position:absolute;left:0;top:0;height:943893;width:2942655;" coordorigin="3392,-404" coordsize="5062,1806" o:gfxdata="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">
                   <o:lock v:ext="edit" aspectratio="f"/>
@@ -262,8 +262,6 @@
           </mc:Fallback>
         </mc:AlternateContent>
       </w:r>
-      <w:bookmarkStart w:id="0" w:name="_GoBack"/>
-      <w:bookmarkEnd w:id="0"/>
     </w:p>
     <w:p>
       <w:pPr>
@@ -414,7 +412,7 @@
         <mc:AlternateContent>
           <mc:Choice Requires="wps">
             <w:drawing>
-              <wp:anchor distT="0" distB="0" distL="114300" distR="114300" simplePos="0" relativeHeight="251665408" behindDoc="0" locked="0" layoutInCell="1" allowOverlap="1">
+              <wp:anchor distT="0" distB="0" distL="114300" distR="114300" simplePos="0" relativeHeight="251666432" behindDoc="0" locked="0" layoutInCell="1" allowOverlap="1">
                 <wp:simplePos x="0" y="0"/>
                 <wp:positionH relativeFrom="column">
                   <wp:posOffset>3939540</wp:posOffset>
@@ -499,7 +497,7 @@
           </mc:Choice>
           <mc:Fallback>
             <w:pict>
-              <v:shape id="_x0000_s1026" o:spid="_x0000_s1026" o:spt="202" type="#_x0000_t202" style="position:absolute;left:0pt;margin-left:310.2pt;margin-top:11.15pt;height:21.75pt;width:144pt;z-index:251665408;mso-width-relative:page;mso-height-relative:page;" filled="f" stroked="f" coordsize="21600,21600" o:gfxdata="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">
+              <v:shape id="_x0000_s1026" o:spid="_x0000_s1026" o:spt="202" type="#_x0000_t202" style="position:absolute;left:0pt;margin-left:310.2pt;margin-top:11.15pt;height:21.75pt;width:144pt;z-index:251666432;mso-width-relative:page;mso-height-relative:page;" filled="f" stroked="f" coordsize="21600,21600" o:gfxdata="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">
                 <v:fill on="f" focussize="0,0"/>
                 <v:stroke on="f" weight="0.5pt"/>
                 <v:imagedata o:title=""/>
@@ -554,7 +552,7 @@
         <mc:AlternateContent>
           <mc:Choice Requires="wps">
             <w:drawing>
-              <wp:anchor distT="0" distB="0" distL="114300" distR="114300" simplePos="0" relativeHeight="251667456" behindDoc="0" locked="0" layoutInCell="1" allowOverlap="1">
+              <wp:anchor distT="0" distB="0" distL="114300" distR="114300" simplePos="0" relativeHeight="251668480" behindDoc="0" locked="0" layoutInCell="1" allowOverlap="1">
                 <wp:simplePos x="0" y="0"/>
                 <wp:positionH relativeFrom="column">
                   <wp:posOffset>1163955</wp:posOffset>
@@ -603,7 +601,7 @@
           </mc:Choice>
           <mc:Fallback>
             <w:pict>
-              <v:line id="_x0000_s1026" o:spid="_x0000_s1026" o:spt="20" style="position:absolute;left:0pt;flip:y;margin-left:91.65pt;margin-top:15.25pt;height:0.2pt;width:61.65pt;z-index:251667456;mso-width-relative:page;mso-height-relative:page;" filled="f" stroked="t" coordsize="21600,21600" o:gfxdata="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">
+              <v:line id="_x0000_s1026" o:spid="_x0000_s1026" o:spt="20" style="position:absolute;left:0pt;flip:y;margin-left:91.65pt;margin-top:15.25pt;height:0.2pt;width:61.65pt;z-index:251668480;mso-width-relative:page;mso-height-relative:page;" filled="f" stroked="t" coordsize="21600,21600" o:gfxdata="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">
                 <v:fill on="f" focussize="0,0"/>
                 <v:stroke color="#000000 [3200]" joinstyle="round"/>
                 <v:imagedata o:title=""/>
@@ -621,7 +619,7 @@
         <mc:AlternateContent>
           <mc:Choice Requires="wps">
             <w:drawing>
-              <wp:anchor distT="0" distB="0" distL="114300" distR="114300" simplePos="0" relativeHeight="251666432" behindDoc="0" locked="0" layoutInCell="1" allowOverlap="1">
+              <wp:anchor distT="0" distB="0" distL="114300" distR="114300" simplePos="0" relativeHeight="251667456" behindDoc="0" locked="0" layoutInCell="1" allowOverlap="1">
                 <wp:simplePos x="0" y="0"/>
                 <wp:positionH relativeFrom="column">
                   <wp:posOffset>3907155</wp:posOffset>
@@ -670,7 +668,7 @@
           </mc:Choice>
           <mc:Fallback>
             <w:pict>
-              <v:line id="_x0000_s1026" o:spid="_x0000_s1026" o:spt="20" style="position:absolute;left:0pt;margin-left:307.65pt;margin-top:16.45pt;height:0.3pt;width:144.6pt;z-index:251666432;mso-width-relative:page;mso-height-relative:page;" filled="f" stroked="t" coordsize="21600,21600" o:gfxdata="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">
+              <v:line id="_x0000_s1026" o:spid="_x0000_s1026" o:spt="20" style="position:absolute;left:0pt;margin-left:307.65pt;margin-top:16.45pt;height:0.3pt;width:144.6pt;z-index:251667456;mso-width-relative:page;mso-height-relative:page;" filled="f" stroked="t" coordsize="21600,21600" o:gfxdata="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">
                 <v:fill on="f" focussize="0,0"/>
                 <v:stroke color="#000000 [3200]" joinstyle="round"/>
                 <v:imagedata o:title=""/>
@@ -850,7 +848,7 @@
         <mc:AlternateContent>
           <mc:Choice Requires="wps">
             <w:drawing>
-              <wp:anchor distT="0" distB="0" distL="114300" distR="114300" simplePos="0" relativeHeight="251663360" behindDoc="0" locked="0" layoutInCell="1" allowOverlap="1">
+              <wp:anchor distT="0" distB="0" distL="114300" distR="114300" simplePos="0" relativeHeight="251664384" behindDoc="0" locked="0" layoutInCell="1" allowOverlap="1">
                 <wp:simplePos x="0" y="0"/>
                 <wp:positionH relativeFrom="column">
                   <wp:posOffset>1216660</wp:posOffset>
@@ -902,7 +900,7 @@
           </mc:Choice>
           <mc:Fallback>
             <w:pict>
-              <v:rect id="Rectangle 4" o:spid="_x0000_s1026" o:spt="1" style="position:absolute;left:0pt;margin-left:95.8pt;margin-top:1.6pt;height:8.25pt;width:12pt;z-index:251663360;v-text-anchor:middle;mso-width-relative:page;mso-height-relative:page;" fillcolor="#FFFFFF [3201]" filled="t" stroked="t" coordsize="21600,21600" o:gfxdata="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">
+              <v:rect id="Rectangle 4" o:spid="_x0000_s1026" o:spt="1" style="position:absolute;left:0pt;margin-left:95.8pt;margin-top:1.6pt;height:8.25pt;width:12pt;z-index:251664384;v-text-anchor:middle;mso-width-relative:page;mso-height-relative:page;" fillcolor="#FFFFFF [3201]" filled="t" stroked="t" coordsize="21600,21600" o:gfxdata="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">
                 <v:fill on="t" focussize="0,0"/>
                 <v:stroke weight="1pt" color="#000000 [3200]" joinstyle="round"/>
                 <v:imagedata o:title=""/>
@@ -960,7 +958,7 @@
         <mc:AlternateContent>
           <mc:Choice Requires="wps">
             <w:drawing>
-              <wp:anchor distT="0" distB="0" distL="114300" distR="114300" simplePos="0" relativeHeight="251659264" behindDoc="0" locked="0" layoutInCell="1" allowOverlap="1">
+              <wp:anchor distT="0" distB="0" distL="114300" distR="114300" simplePos="0" relativeHeight="251660288" behindDoc="0" locked="0" layoutInCell="1" allowOverlap="1">
                 <wp:simplePos x="0" y="0"/>
                 <wp:positionH relativeFrom="column">
                   <wp:posOffset>1217930</wp:posOffset>
@@ -1012,7 +1010,7 @@
           </mc:Choice>
           <mc:Fallback>
             <w:pict>
-              <v:rect id="Rectangle 6" o:spid="_x0000_s1026" o:spt="1" style="position:absolute;left:0pt;margin-left:95.9pt;margin-top:1.65pt;height:8.25pt;width:12pt;z-index:251659264;v-text-anchor:middle;mso-width-relative:page;mso-height-relative:page;" fillcolor="#FFFFFF [3201]" filled="t" stroked="t" coordsize="21600,21600" o:gfxdata="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">
+              <v:rect id="Rectangle 6" o:spid="_x0000_s1026" o:spt="1" style="position:absolute;left:0pt;margin-left:95.9pt;margin-top:1.65pt;height:8.25pt;width:12pt;z-index:251660288;v-text-anchor:middle;mso-width-relative:page;mso-height-relative:page;" fillcolor="#FFFFFF [3201]" filled="t" stroked="t" coordsize="21600,21600" o:gfxdata="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">
                 <v:fill on="t" focussize="0,0"/>
                 <v:stroke weight="1pt" color="#000000 [3200]" joinstyle="round"/>
                 <v:imagedata o:title=""/>
@@ -1115,7 +1113,7 @@
         <mc:AlternateContent>
           <mc:Choice Requires="wps">
             <w:drawing>
-              <wp:anchor distT="0" distB="0" distL="114300" distR="114300" simplePos="0" relativeHeight="251668480" behindDoc="0" locked="0" layoutInCell="1" allowOverlap="1">
+              <wp:anchor distT="0" distB="0" distL="114300" distR="114300" simplePos="0" relativeHeight="251669504" behindDoc="0" locked="0" layoutInCell="1" allowOverlap="1">
                 <wp:simplePos x="0" y="0"/>
                 <wp:positionH relativeFrom="column">
                   <wp:posOffset>252095</wp:posOffset>
@@ -1202,7 +1200,7 @@
           </mc:Choice>
           <mc:Fallback>
             <w:pict>
-              <v:shape id="_x0000_s1026" o:spid="_x0000_s1026" o:spt="202" type="#_x0000_t202" style="position:absolute;left:0pt;margin-left:19.85pt;margin-top:35.05pt;height:27pt;width:481.45pt;z-index:251668480;mso-width-relative:page;mso-height-relative:page;" filled="f" stroked="f" coordsize="21600,21600" o:gfxdata="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">
+              <v:shape id="_x0000_s1026" o:spid="_x0000_s1026" o:spt="202" type="#_x0000_t202" style="position:absolute;left:0pt;margin-left:19.85pt;margin-top:35.05pt;height:27pt;width:481.45pt;z-index:251669504;mso-width-relative:page;mso-height-relative:page;" filled="f" stroked="f" coordsize="21600,21600" o:gfxdata="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">
                 <v:fill on="f" focussize="0,0"/>
                 <v:stroke on="f" weight="0.5pt"/>
                 <v:imagedata o:title=""/>
@@ -1316,13 +1314,13 @@
         <mc:AlternateContent>
           <mc:Choice Requires="wps">
             <w:drawing>
-              <wp:anchor distT="0" distB="0" distL="114300" distR="114300" simplePos="0" relativeHeight="251669504" behindDoc="0" locked="0" layoutInCell="1" allowOverlap="1">
+              <wp:anchor distT="0" distB="0" distL="114300" distR="114300" simplePos="0" relativeHeight="251670528" behindDoc="0" locked="0" layoutInCell="1" allowOverlap="1">
                 <wp:simplePos x="0" y="0"/>
                 <wp:positionH relativeFrom="column">
                   <wp:posOffset>308610</wp:posOffset>
                 </wp:positionH>
                 <wp:positionV relativeFrom="paragraph">
-                  <wp:posOffset>97790</wp:posOffset>
+                  <wp:posOffset>88265</wp:posOffset>
                 </wp:positionV>
                 <wp:extent cx="6114415" cy="342900"/>
                 <wp:effectExtent l="0" t="0" r="0" b="0"/>
@@ -1372,8 +1370,8 @@
                                 <w:b w:val="0"/>
                                 <w:bCs w:val="0"/>
                                 <w:color w:val="000000"/>
-                                <w:sz w:val="16"/>
-                                <w:szCs w:val="16"/>
+                                <w:sz w:val="18"/>
+                                <w:szCs w:val="18"/>
                                 <w:lang w:val="en-US"/>
                               </w:rPr>
                             </w:pPr>
@@ -1383,8 +1381,8 @@
                                 <w:b w:val="0"/>
                                 <w:bCs w:val="0"/>
                                 <w:color w:val="000000"/>
-                                <w:sz w:val="16"/>
-                                <w:szCs w:val="16"/>
+                                <w:sz w:val="18"/>
+                                <w:szCs w:val="18"/>
                                 <w:lang w:val="en-US"/>
                               </w:rPr>
                               <w:t>{ADDRESS}</w:t>
@@ -1403,7 +1401,7 @@
           </mc:Choice>
           <mc:Fallback>
             <w:pict>
-              <v:shape id="_x0000_s1026" o:spid="_x0000_s1026" o:spt="202" type="#_x0000_t202" style="position:absolute;left:0pt;margin-left:24.3pt;margin-top:7.7pt;height:27pt;width:481.45pt;z-index:251669504;mso-width-relative:page;mso-height-relative:page;" filled="f" stroked="f" coordsize="21600,21600" o:gfxdata="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">
+              <v:shape id="_x0000_s1026" o:spid="_x0000_s1026" o:spt="202" type="#_x0000_t202" style="position:absolute;left:0pt;margin-left:24.3pt;margin-top:6.95pt;height:27pt;width:481.45pt;z-index:251670528;mso-width-relative:page;mso-height-relative:page;" filled="f" stroked="f" coordsize="21600,21600" o:gfxdata="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">
                 <v:fill on="f" focussize="0,0"/>
                 <v:stroke on="f" weight="0.5pt"/>
                 <v:imagedata o:title=""/>
@@ -1419,8 +1417,8 @@
                           <w:b w:val="0"/>
                           <w:bCs w:val="0"/>
                           <w:color w:val="000000"/>
-                          <w:sz w:val="16"/>
-                          <w:szCs w:val="16"/>
+                          <w:sz w:val="18"/>
+                          <w:szCs w:val="18"/>
                           <w:lang w:val="en-US"/>
                         </w:rPr>
                       </w:pPr>
@@ -1430,8 +1428,8 @@
                           <w:b w:val="0"/>
                           <w:bCs w:val="0"/>
                           <w:color w:val="000000"/>
-                          <w:sz w:val="16"/>
-                          <w:szCs w:val="16"/>
+                          <w:sz w:val="18"/>
+                          <w:szCs w:val="18"/>
                           <w:lang w:val="en-US"/>
                         </w:rPr>
                         <w:t>{ADDRESS}</w:t>
@@ -1508,13 +1506,13 @@
         <mc:AlternateContent>
           <mc:Choice Requires="wps">
             <w:drawing>
-              <wp:anchor distT="0" distB="0" distL="114300" distR="114300" simplePos="0" relativeHeight="251670528" behindDoc="0" locked="0" layoutInCell="1" allowOverlap="1">
+              <wp:anchor distT="0" distB="0" distL="114300" distR="114300" simplePos="0" relativeHeight="251671552" behindDoc="0" locked="0" layoutInCell="1" allowOverlap="1">
                 <wp:simplePos x="0" y="0"/>
                 <wp:positionH relativeFrom="column">
                   <wp:posOffset>217170</wp:posOffset>
                 </wp:positionH>
                 <wp:positionV relativeFrom="paragraph">
-                  <wp:posOffset>86995</wp:posOffset>
+                  <wp:posOffset>77470</wp:posOffset>
                 </wp:positionV>
                 <wp:extent cx="6114415" cy="342900"/>
                 <wp:effectExtent l="0" t="0" r="0" b="0"/>
@@ -1564,8 +1562,8 @@
                                 <w:b w:val="0"/>
                                 <w:bCs w:val="0"/>
                                 <w:color w:val="000000"/>
-                                <w:sz w:val="16"/>
-                                <w:szCs w:val="16"/>
+                                <w:sz w:val="18"/>
+                                <w:szCs w:val="18"/>
                                 <w:lang w:val="en-US"/>
                               </w:rPr>
                             </w:pPr>
@@ -1575,8 +1573,8 @@
                                 <w:b w:val="0"/>
                                 <w:bCs w:val="0"/>
                                 <w:color w:val="000000"/>
-                                <w:sz w:val="16"/>
-                                <w:szCs w:val="16"/>
+                                <w:sz w:val="18"/>
+                                <w:szCs w:val="18"/>
                                 <w:lang w:val="en-US"/>
                               </w:rPr>
                               <w:t>{OWNER}</w:t>
@@ -1595,7 +1593,7 @@
           </mc:Choice>
           <mc:Fallback>
             <w:pict>
-              <v:shape id="_x0000_s1026" o:spid="_x0000_s1026" o:spt="202" type="#_x0000_t202" style="position:absolute;left:0pt;margin-left:17.1pt;margin-top:6.85pt;height:27pt;width:481.45pt;z-index:251670528;mso-width-relative:page;mso-height-relative:page;" filled="f" stroked="f" coordsize="21600,21600" o:gfxdata="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">
+              <v:shape id="_x0000_s1026" o:spid="_x0000_s1026" o:spt="202" type="#_x0000_t202" style="position:absolute;left:0pt;margin-left:17.1pt;margin-top:6.1pt;height:27pt;width:481.45pt;z-index:251671552;mso-width-relative:page;mso-height-relative:page;" filled="f" stroked="f" coordsize="21600,21600" o:gfxdata="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">
                 <v:fill on="f" focussize="0,0"/>
                 <v:stroke on="f" weight="0.5pt"/>
                 <v:imagedata o:title=""/>
@@ -1611,8 +1609,8 @@
                           <w:b w:val="0"/>
                           <w:bCs w:val="0"/>
                           <w:color w:val="000000"/>
-                          <w:sz w:val="16"/>
-                          <w:szCs w:val="16"/>
+                          <w:sz w:val="18"/>
+                          <w:szCs w:val="18"/>
                           <w:lang w:val="en-US"/>
                         </w:rPr>
                       </w:pPr>
@@ -1622,8 +1620,8 @@
                           <w:b w:val="0"/>
                           <w:bCs w:val="0"/>
                           <w:color w:val="000000"/>
-                          <w:sz w:val="16"/>
-                          <w:szCs w:val="16"/>
+                          <w:sz w:val="18"/>
+                          <w:szCs w:val="18"/>
                           <w:lang w:val="en-US"/>
                         </w:rPr>
                         <w:t>{OWNER}</w:t>
@@ -1707,7 +1705,7 @@
         <mc:AlternateContent>
           <mc:Choice Requires="wps">
             <w:drawing>
-              <wp:anchor distT="0" distB="0" distL="114300" distR="114300" simplePos="0" relativeHeight="251675648" behindDoc="0" locked="0" layoutInCell="1" allowOverlap="1">
+              <wp:anchor distT="0" distB="0" distL="114300" distR="114300" simplePos="0" relativeHeight="251676672" behindDoc="0" locked="0" layoutInCell="1" allowOverlap="1">
                 <wp:simplePos x="0" y="0"/>
                 <wp:positionH relativeFrom="column">
                   <wp:posOffset>2787015</wp:posOffset>
@@ -1802,7 +1800,7 @@
           </mc:Choice>
           <mc:Fallback>
             <w:pict>
-              <v:shape id="_x0000_s1026" o:spid="_x0000_s1026" o:spt="202" type="#_x0000_t202" style="position:absolute;left:0pt;margin-left:219.45pt;margin-top:7.95pt;height:27pt;width:258.65pt;z-index:251675648;mso-width-relative:page;mso-height-relative:page;" filled="f" stroked="f" coordsize="21600,21600" o:gfxdata="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">
+              <v:shape id="_x0000_s1026" o:spid="_x0000_s1026" o:spt="202" type="#_x0000_t202" style="position:absolute;left:0pt;margin-left:219.45pt;margin-top:7.95pt;height:27pt;width:258.65pt;z-index:251676672;mso-width-relative:page;mso-height-relative:page;" filled="f" stroked="f" coordsize="21600,21600" o:gfxdata="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">
                 <v:fill on="f" focussize="0,0"/>
                 <v:stroke on="f" weight="0.5pt"/>
                 <v:imagedata o:title=""/>
@@ -1861,7 +1859,7 @@
         <mc:AlternateContent>
           <mc:Choice Requires="wps">
             <w:drawing>
-              <wp:anchor distT="0" distB="0" distL="114300" distR="114300" simplePos="0" relativeHeight="251671552" behindDoc="0" locked="0" layoutInCell="1" allowOverlap="1">
+              <wp:anchor distT="0" distB="0" distL="114300" distR="114300" simplePos="0" relativeHeight="251672576" behindDoc="0" locked="0" layoutInCell="1" allowOverlap="1">
                 <wp:simplePos x="0" y="0"/>
                 <wp:positionH relativeFrom="column">
                   <wp:posOffset>136525</wp:posOffset>
@@ -1956,7 +1954,7 @@
           </mc:Choice>
           <mc:Fallback>
             <w:pict>
-              <v:shape id="_x0000_s1026" o:spid="_x0000_s1026" o:spt="202" type="#_x0000_t202" style="position:absolute;left:0pt;margin-left:10.75pt;margin-top:7.6pt;height:27pt;width:258.65pt;z-index:251671552;mso-width-relative:page;mso-height-relative:page;" filled="f" stroked="f" coordsize="21600,21600" o:gfxdata="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">
+              <v:shape id="_x0000_s1026" o:spid="_x0000_s1026" o:spt="202" type="#_x0000_t202" style="position:absolute;left:0pt;margin-left:10.75pt;margin-top:7.6pt;height:27pt;width:258.65pt;z-index:251672576;mso-width-relative:page;mso-height-relative:page;" filled="f" stroked="f" coordsize="21600,21600" o:gfxdata="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">
                 <v:fill on="f" focussize="0,0"/>
                 <v:stroke on="f" weight="0.5pt"/>
                 <v:imagedata o:title=""/>
@@ -2073,7 +2071,7 @@
               <mc:AlternateContent>
                 <mc:Choice Requires="wps">
                   <w:drawing>
-                    <wp:anchor distT="0" distB="0" distL="114300" distR="114300" simplePos="0" relativeHeight="251672576" behindDoc="0" locked="0" layoutInCell="1" allowOverlap="1">
+                    <wp:anchor distT="0" distB="0" distL="114300" distR="114300" simplePos="0" relativeHeight="251673600" behindDoc="0" locked="0" layoutInCell="1" allowOverlap="1">
                       <wp:simplePos x="0" y="0"/>
                       <wp:positionH relativeFrom="column">
                         <wp:posOffset>58420</wp:posOffset>
@@ -2168,7 +2166,7 @@
                 </mc:Choice>
                 <mc:Fallback>
                   <w:pict>
-                    <v:shape id="_x0000_s1026" o:spid="_x0000_s1026" o:spt="202" type="#_x0000_t202" style="position:absolute;left:0pt;margin-left:4.6pt;margin-top:10.3pt;height:27pt;width:258.65pt;z-index:251672576;mso-width-relative:page;mso-height-relative:page;" filled="f" stroked="f" coordsize="21600,21600" o:gfxdata="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">
+                    <v:shape id="_x0000_s1026" o:spid="_x0000_s1026" o:spt="202" type="#_x0000_t202" style="position:absolute;left:0pt;margin-left:4.6pt;margin-top:10.3pt;height:27pt;width:258.65pt;z-index:251673600;mso-width-relative:page;mso-height-relative:page;" filled="f" stroked="f" coordsize="21600,21600" o:gfxdata="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">
                       <v:fill on="f" focussize="0,0"/>
                       <v:stroke on="f" weight="0.5pt"/>
                       <v:imagedata o:title=""/>
@@ -2248,7 +2246,7 @@
               <mc:AlternateContent>
                 <mc:Choice Requires="wps">
                   <w:drawing>
-                    <wp:anchor distT="0" distB="0" distL="114300" distR="114300" simplePos="0" relativeHeight="251676672" behindDoc="0" locked="0" layoutInCell="1" allowOverlap="1">
+                    <wp:anchor distT="0" distB="0" distL="114300" distR="114300" simplePos="0" relativeHeight="251677696" behindDoc="0" locked="0" layoutInCell="1" allowOverlap="1">
                       <wp:simplePos x="0" y="0"/>
                       <wp:positionH relativeFrom="column">
                         <wp:posOffset>5080</wp:posOffset>
@@ -2343,7 +2341,7 @@
                 </mc:Choice>
                 <mc:Fallback>
                   <w:pict>
-                    <v:shape id="_x0000_s1026" o:spid="_x0000_s1026" o:spt="202" type="#_x0000_t202" style="position:absolute;left:0pt;margin-left:0.4pt;margin-top:9.55pt;height:27pt;width:258.65pt;z-index:251676672;mso-width-relative:page;mso-height-relative:page;" filled="f" stroked="f" coordsize="21600,21600" o:gfxdata="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">
+                    <v:shape id="_x0000_s1026" o:spid="_x0000_s1026" o:spt="202" type="#_x0000_t202" style="position:absolute;left:0pt;margin-left:0.4pt;margin-top:9.55pt;height:27pt;width:258.65pt;z-index:251677696;mso-width-relative:page;mso-height-relative:page;" filled="f" stroked="f" coordsize="21600,21600" o:gfxdata="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">
                       <v:fill on="f" focussize="0,0"/>
                       <v:stroke on="f" weight="0.5pt"/>
                       <v:imagedata o:title=""/>
@@ -2443,7 +2441,7 @@
               <mc:AlternateContent>
                 <mc:Choice Requires="wps">
                   <w:drawing>
-                    <wp:anchor distT="0" distB="0" distL="114300" distR="114300" simplePos="0" relativeHeight="251673600" behindDoc="0" locked="0" layoutInCell="1" allowOverlap="1">
+                    <wp:anchor distT="0" distB="0" distL="114300" distR="114300" simplePos="0" relativeHeight="251674624" behindDoc="0" locked="0" layoutInCell="1" allowOverlap="1">
                       <wp:simplePos x="0" y="0"/>
                       <wp:positionH relativeFrom="column">
                         <wp:posOffset>441325</wp:posOffset>
@@ -2538,7 +2536,7 @@
                 </mc:Choice>
                 <mc:Fallback>
                   <w:pict>
-                    <v:shape id="_x0000_s1026" o:spid="_x0000_s1026" o:spt="202" type="#_x0000_t202" style="position:absolute;left:0pt;margin-left:34.75pt;margin-top:10.15pt;height:27pt;width:258.65pt;z-index:251673600;mso-width-relative:page;mso-height-relative:page;" filled="f" stroked="f" coordsize="21600,21600" o:gfxdata="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">
+                    <v:shape id="_x0000_s1026" o:spid="_x0000_s1026" o:spt="202" type="#_x0000_t202" style="position:absolute;left:0pt;margin-left:34.75pt;margin-top:10.15pt;height:27pt;width:258.65pt;z-index:251674624;mso-width-relative:page;mso-height-relative:page;" filled="f" stroked="f" coordsize="21600,21600" o:gfxdata="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">
                       <v:fill on="f" focussize="0,0"/>
                       <v:stroke on="f" weight="0.5pt"/>
                       <v:imagedata o:title=""/>
@@ -2618,7 +2616,7 @@
               <mc:AlternateContent>
                 <mc:Choice Requires="wps">
                   <w:drawing>
-                    <wp:anchor distT="0" distB="0" distL="114300" distR="114300" simplePos="0" relativeHeight="251677696" behindDoc="0" locked="0" layoutInCell="1" allowOverlap="1">
+                    <wp:anchor distT="0" distB="0" distL="114300" distR="114300" simplePos="0" relativeHeight="251678720" behindDoc="0" locked="0" layoutInCell="1" allowOverlap="1">
                       <wp:simplePos x="0" y="0"/>
                       <wp:positionH relativeFrom="column">
                         <wp:posOffset>576580</wp:posOffset>
@@ -2713,7 +2711,7 @@
                 </mc:Choice>
                 <mc:Fallback>
                   <w:pict>
-                    <v:shape id="_x0000_s1026" o:spid="_x0000_s1026" o:spt="202" type="#_x0000_t202" style="position:absolute;left:0pt;margin-left:45.4pt;margin-top:9.95pt;height:27pt;width:258.65pt;z-index:251677696;mso-width-relative:page;mso-height-relative:page;" filled="f" stroked="f" coordsize="21600,21600" o:gfxdata="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">
+                    <v:shape id="_x0000_s1026" o:spid="_x0000_s1026" o:spt="202" type="#_x0000_t202" style="position:absolute;left:0pt;margin-left:45.4pt;margin-top:9.95pt;height:27pt;width:258.65pt;z-index:251678720;mso-width-relative:page;mso-height-relative:page;" filled="f" stroked="f" coordsize="21600,21600" o:gfxdata="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">
                       <v:fill on="f" focussize="0,0"/>
                       <v:stroke on="f" weight="0.5pt"/>
                       <v:imagedata o:title=""/>
@@ -2814,7 +2812,7 @@
               <mc:AlternateContent>
                 <mc:Choice Requires="wps">
                   <w:drawing>
-                    <wp:anchor distT="0" distB="0" distL="114300" distR="114300" simplePos="0" relativeHeight="251674624" behindDoc="0" locked="0" layoutInCell="1" allowOverlap="1">
+                    <wp:anchor distT="0" distB="0" distL="114300" distR="114300" simplePos="0" relativeHeight="251675648" behindDoc="0" locked="0" layoutInCell="1" allowOverlap="1">
                       <wp:simplePos x="0" y="0"/>
                       <wp:positionH relativeFrom="column">
                         <wp:posOffset>-385445</wp:posOffset>
@@ -2909,7 +2907,7 @@
                 </mc:Choice>
                 <mc:Fallback>
                   <w:pict>
-                    <v:shape id="_x0000_s1026" o:spid="_x0000_s1026" o:spt="202" type="#_x0000_t202" style="position:absolute;left:0pt;margin-left:-30.35pt;margin-top:9.95pt;height:27pt;width:258.65pt;z-index:251674624;mso-width-relative:page;mso-height-relative:page;" filled="f" stroked="f" coordsize="21600,21600" o:gfxdata="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">
+                    <v:shape id="_x0000_s1026" o:spid="_x0000_s1026" o:spt="202" type="#_x0000_t202" style="position:absolute;left:0pt;margin-left:-30.35pt;margin-top:9.95pt;height:27pt;width:258.65pt;z-index:251675648;mso-width-relative:page;mso-height-relative:page;" filled="f" stroked="f" coordsize="21600,21600" o:gfxdata="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">
                       <v:fill on="f" focussize="0,0"/>
                       <v:stroke on="f" weight="0.5pt"/>
                       <v:imagedata o:title=""/>
@@ -3092,7 +3090,7 @@
         <mc:AlternateContent>
           <mc:Choice Requires="wps">
             <w:drawing>
-              <wp:anchor distT="0" distB="0" distL="114300" distR="114300" simplePos="0" relativeHeight="251678720" behindDoc="0" locked="0" layoutInCell="1" allowOverlap="1">
+              <wp:anchor distT="0" distB="0" distL="114300" distR="114300" simplePos="0" relativeHeight="251679744" behindDoc="0" locked="0" layoutInCell="1" allowOverlap="1">
                 <wp:simplePos x="0" y="0"/>
                 <wp:positionH relativeFrom="column">
                   <wp:posOffset>1125220</wp:posOffset>
@@ -3175,7 +3173,7 @@
           </mc:Choice>
           <mc:Fallback>
             <w:pict>
-              <v:shape id="_x0000_s1026" o:spid="_x0000_s1026" o:spt="202" type="#_x0000_t202" style="position:absolute;left:0pt;margin-left:88.6pt;margin-top:8.55pt;height:27pt;width:197.95pt;z-index:251678720;mso-width-relative:page;mso-height-relative:page;" filled="f" stroked="f" coordsize="21600,21600" o:gfxdata="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">
+              <v:shape id="_x0000_s1026" o:spid="_x0000_s1026" o:spt="202" type="#_x0000_t202" style="position:absolute;left:0pt;margin-left:88.6pt;margin-top:8.55pt;height:27pt;width:197.95pt;z-index:251679744;mso-width-relative:page;mso-height-relative:page;" filled="f" stroked="f" coordsize="21600,21600" o:gfxdata="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">
                 <v:fill on="f" focussize="0,0"/>
                 <v:stroke on="f" weight="0.5pt"/>
                 <v:imagedata o:title=""/>
@@ -3367,66 +3365,76 @@
           <w:u w:val="single"/>
           <w:lang w:val="en-US"/>
         </w:rPr>
-        <w:t>{OR_AMOUNT}</w:t>
-      </w:r>
-      <w:r>
-        <w:rPr>
-          <w:rFonts w:ascii="Arial" w:hAnsi="Arial" w:cs="Arial"/>
-        </w:rPr>
-        <w:tab/>
-      </w:r>
-      <w:r>
-        <w:rPr>
-          <w:rFonts w:ascii="Arial" w:hAnsi="Arial" w:cs="Arial"/>
-        </w:rPr>
-        <w:tab/>
-      </w:r>
-      <w:r>
-        <w:rPr>
-          <w:rFonts w:ascii="Arial" w:hAnsi="Arial" w:cs="Arial"/>
-        </w:rPr>
-        <w:tab/>
-      </w:r>
-      <w:r>
-        <w:rPr>
-          <w:rFonts w:ascii="Arial" w:hAnsi="Arial" w:cs="Arial"/>
-        </w:rPr>
-        <w:tab/>
-      </w:r>
-      <w:r>
-        <w:rPr>
-          <w:rFonts w:ascii="Arial" w:hAnsi="Arial" w:cs="Arial"/>
-        </w:rPr>
-        <w:t xml:space="preserve"> </w:t>
-      </w:r>
-    </w:p>
-    <w:p>
-      <w:pPr>
-        <w:spacing w:after="0" w:line="240" w:lineRule="auto"/>
-        <w:rPr>
-          <w:rFonts w:ascii="Arial" w:hAnsi="Arial" w:cs="Arial"/>
-          <w:u w:val="single"/>
-        </w:rPr>
-      </w:pPr>
-      <w:r>
-        <w:rPr>
-          <w:rFonts w:ascii="Arial" w:hAnsi="Arial" w:cs="Arial"/>
-        </w:rPr>
-        <w:t xml:space="preserve">O.R. Number: </w:t>
-      </w:r>
-      <w:r>
-        <w:rPr>
-          <w:rFonts w:ascii="Arial" w:hAnsi="Arial" w:cs="Arial"/>
-          <w:u w:val="single"/>
-        </w:rPr>
-        <w:tab/>
-      </w:r>
+        <w:t>{OR_AM</w:t>
+      </w:r>
+      <w:bookmarkStart w:id="0" w:name="_GoBack"/>
+      <w:bookmarkEnd w:id="0"/>
       <w:r>
         <w:rPr>
           <w:rFonts w:hint="default" w:ascii="Arial" w:hAnsi="Arial" w:cs="Arial"/>
           <w:u w:val="single"/>
           <w:lang w:val="en-US"/>
         </w:rPr>
+        <w:t>OUNT}</w:t>
+      </w:r>
+      <w:r>
+        <w:rPr>
+          <w:rFonts w:ascii="Arial" w:hAnsi="Arial" w:cs="Arial"/>
+        </w:rPr>
+        <w:tab/>
+      </w:r>
+      <w:r>
+        <w:rPr>
+          <w:rFonts w:ascii="Arial" w:hAnsi="Arial" w:cs="Arial"/>
+        </w:rPr>
+        <w:tab/>
+      </w:r>
+      <w:r>
+        <w:rPr>
+          <w:rFonts w:ascii="Arial" w:hAnsi="Arial" w:cs="Arial"/>
+        </w:rPr>
+        <w:tab/>
+      </w:r>
+      <w:r>
+        <w:rPr>
+          <w:rFonts w:ascii="Arial" w:hAnsi="Arial" w:cs="Arial"/>
+        </w:rPr>
+        <w:tab/>
+      </w:r>
+      <w:r>
+        <w:rPr>
+          <w:rFonts w:ascii="Arial" w:hAnsi="Arial" w:cs="Arial"/>
+        </w:rPr>
+        <w:t xml:space="preserve"> </w:t>
+      </w:r>
+    </w:p>
+    <w:p>
+      <w:pPr>
+        <w:spacing w:after="0" w:line="240" w:lineRule="auto"/>
+        <w:rPr>
+          <w:rFonts w:ascii="Arial" w:hAnsi="Arial" w:cs="Arial"/>
+          <w:u w:val="single"/>
+        </w:rPr>
+      </w:pPr>
+      <w:r>
+        <w:rPr>
+          <w:rFonts w:ascii="Arial" w:hAnsi="Arial" w:cs="Arial"/>
+        </w:rPr>
+        <w:t xml:space="preserve">O.R. Number: </w:t>
+      </w:r>
+      <w:r>
+        <w:rPr>
+          <w:rFonts w:ascii="Arial" w:hAnsi="Arial" w:cs="Arial"/>
+          <w:u w:val="single"/>
+        </w:rPr>
+        <w:tab/>
+      </w:r>
+      <w:r>
+        <w:rPr>
+          <w:rFonts w:hint="default" w:ascii="Arial" w:hAnsi="Arial" w:cs="Arial"/>
+          <w:u w:val="single"/>
+          <w:lang w:val="en-US"/>
+        </w:rPr>
         <w:t>{OR_NUMBER}</w:t>
       </w:r>
     </w:p>
@@ -3449,7 +3457,7 @@
         <mc:AlternateContent>
           <mc:Choice Requires="wps">
             <w:drawing>
-              <wp:anchor distT="0" distB="0" distL="114300" distR="114300" simplePos="0" relativeHeight="251661312" behindDoc="0" locked="0" layoutInCell="1" allowOverlap="1">
+              <wp:anchor distT="0" distB="0" distL="114300" distR="114300" simplePos="0" relativeHeight="251662336" behindDoc="0" locked="0" layoutInCell="1" allowOverlap="1">
                 <wp:simplePos x="0" y="0"/>
                 <wp:positionH relativeFrom="column">
                   <wp:posOffset>3657600</wp:posOffset>
@@ -3498,7 +3506,7 @@
           </mc:Choice>
           <mc:Fallback>
             <w:pict>
-              <v:line id="_x0000_s1026" o:spid="_x0000_s1026" o:spt="20" style="position:absolute;left:0pt;flip:y;margin-left:288pt;margin-top:11.95pt;height:0pt;width:161.2pt;z-index:251661312;mso-width-relative:page;mso-height-relative:page;" filled="f" stroked="t" coordsize="21600,21600" o:gfxdata="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">
+              <v:line id="_x0000_s1026" o:spid="_x0000_s1026" o:spt="20" style="position:absolute;left:0pt;flip:y;margin-left:288pt;margin-top:11.95pt;height:0pt;width:161.2pt;z-index:251662336;mso-width-relative:page;mso-height-relative:page;" filled="f" stroked="t" coordsize="21600,21600" o:gfxdata="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">
                 <v:fill on="f" focussize="0,0"/>
                 <v:stroke color="#000000 [3200]" joinstyle="round"/>
                 <v:imagedata o:title=""/>
@@ -3828,6 +3836,12 @@
           <w:lang w:val="en-US"/>
         </w:rPr>
         <w:tab/>
+      </w:r>
+      <w:r>
+        <w:rPr>
+          <w:rFonts w:hint="default" w:ascii="Arial Narrow" w:hAnsi="Arial Narrow" w:cs="Arial"/>
+          <w:lang w:val="en-US"/>
+        </w:rPr>
         <w:t xml:space="preserve">          </w:t>
       </w:r>
       <w:r>
@@ -3856,7 +3870,7 @@
         <mc:AlternateContent>
           <mc:Choice Requires="wps">
             <w:drawing>
-              <wp:anchor distT="0" distB="0" distL="114300" distR="114300" simplePos="0" relativeHeight="251662336" behindDoc="0" locked="0" layoutInCell="1" allowOverlap="1">
+              <wp:anchor distT="0" distB="0" distL="114300" distR="114300" simplePos="0" relativeHeight="251663360" behindDoc="0" locked="0" layoutInCell="1" allowOverlap="1">
                 <wp:simplePos x="0" y="0"/>
                 <wp:positionH relativeFrom="column">
                   <wp:posOffset>3658870</wp:posOffset>
@@ -3905,7 +3919,7 @@
           </mc:Choice>
           <mc:Fallback>
             <w:pict>
-              <v:line id="_x0000_s1026" o:spid="_x0000_s1026" o:spt="20" style="position:absolute;left:0pt;flip:y;margin-left:288.1pt;margin-top:0.15pt;height:0pt;width:161.2pt;z-index:251662336;mso-width-relative:page;mso-height-relative:page;" filled="f" stroked="t" coordsize="21600,21600" o:gfxdata="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">
+              <v:line id="_x0000_s1026" o:spid="_x0000_s1026" o:spt="20" style="position:absolute;left:0pt;flip:y;margin-left:288.1pt;margin-top:0.15pt;height:0pt;width:161.2pt;z-index:251663360;mso-width-relative:page;mso-height-relative:page;" filled="f" stroked="t" coordsize="21600,21600" o:gfxdata="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">
                 <v:fill on="f" focussize="0,0"/>
                 <v:stroke color="#000000 [3200]" joinstyle="round"/>
                 <v:imagedata o:title=""/>
@@ -4041,7 +4055,7 @@
         <mc:AlternateContent>
           <mc:Choice Requires="wps">
             <w:drawing>
-              <wp:anchor distT="45720" distB="45720" distL="114300" distR="114300" simplePos="0" relativeHeight="251664384" behindDoc="0" locked="0" layoutInCell="1" allowOverlap="1">
+              <wp:anchor distT="45720" distB="45720" distL="114300" distR="114300" simplePos="0" relativeHeight="251665408" behindDoc="0" locked="0" layoutInCell="1" allowOverlap="1">
                 <wp:simplePos x="0" y="0"/>
                 <wp:positionH relativeFrom="column">
                   <wp:posOffset>-320040</wp:posOffset>
@@ -4277,7 +4291,7 @@
           </mc:Choice>
           <mc:Fallback>
             <w:pict>
-              <v:shape id="Text Box 2" o:spid="_x0000_s1026" o:spt="202" type="#_x0000_t202" style="position:absolute;left:0pt;margin-left:-25.2pt;margin-top:19.5pt;height:60pt;width:520.2pt;z-index:251664384;mso-width-relative:page;mso-height-relative:page;" fillcolor="#FFFFFF" filled="t" stroked="t" coordsize="21600,21600" o:gfxdata="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">
+              <v:shape id="Text Box 2" o:spid="_x0000_s1026" o:spt="202" type="#_x0000_t202" style="position:absolute;left:0pt;margin-left:-25.2pt;margin-top:19.5pt;height:60pt;width:520.2pt;z-index:251665408;mso-width-relative:page;mso-height-relative:page;" fillcolor="#FFFFFF" filled="t" stroked="t" coordsize="21600,21600" o:gfxdata="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">
                 <v:fill on="t" focussize="0,0"/>
                 <v:stroke color="#000000" miterlimit="8" joinstyle="miter"/>
                 <v:imagedata o:title=""/>
